--- a/tests/corpus/resaved/word-rules/E-tab-hanging-noindenttab.docx
+++ b/tests/corpus/resaved/word-rules/E-tab-hanging-noindenttab.docx
@@ -126,7 +126,7 @@
   <w:abstractNum w:abstractNumId="0" w15:restartNumberingAfterBreak="0">
     <w:nsid w:val="5C3A0011"/>
     <w:multiLevelType w:val="singleLevel"/>
-    <w:tmpl w:val="B01E1824"/>
+    <w:tmpl w:val="6CF0D480"/>
     <w:lvl w:ilvl="0">
       <w:start w:val="1"/>
       <w:numFmt w:val="decimal"/>
@@ -140,7 +140,7 @@
   <w:abstractNum w:abstractNumId="1" w15:restartNumberingAfterBreak="0">
     <w:nsid w:val="5C3A0012"/>
     <w:multiLevelType w:val="singleLevel"/>
-    <w:tmpl w:val="35EAD3E2"/>
+    <w:tmpl w:val="3E6C08B8"/>
     <w:lvl w:ilvl="0">
       <w:start w:val="1"/>
       <w:numFmt w:val="decimal"/>
@@ -157,7 +157,7 @@
   <w:abstractNum w:abstractNumId="2" w15:restartNumberingAfterBreak="0">
     <w:nsid w:val="5C3A0013"/>
     <w:multiLevelType w:val="singleLevel"/>
-    <w:tmpl w:val="771608C0"/>
+    <w:tmpl w:val="D9461296"/>
     <w:lvl w:ilvl="0">
       <w:start w:val="1"/>
       <w:numFmt w:val="decimal"/>
@@ -172,7 +172,7 @@
   <w:abstractNum w:abstractNumId="3" w15:restartNumberingAfterBreak="0">
     <w:nsid w:val="5C3A0014"/>
     <w:multiLevelType w:val="singleLevel"/>
-    <w:tmpl w:val="48FA17F6"/>
+    <w:tmpl w:val="E8ACB628"/>
     <w:lvl w:ilvl="0">
       <w:start w:val="1"/>
       <w:numFmt w:val="decimal"/>
@@ -183,16 +183,16 @@
       </w:pPr>
     </w:lvl>
   </w:abstractNum>
-  <w:num w:numId="1" w16cid:durableId="946079681">
+  <w:num w:numId="1" w16cid:durableId="1719282398">
     <w:abstractNumId w:val="0"/>
   </w:num>
-  <w:num w:numId="2" w16cid:durableId="1938639630">
+  <w:num w:numId="2" w16cid:durableId="1231887665">
     <w:abstractNumId w:val="1"/>
   </w:num>
-  <w:num w:numId="3" w16cid:durableId="867065568">
+  <w:num w:numId="3" w16cid:durableId="985473771">
     <w:abstractNumId w:val="2"/>
   </w:num>
-  <w:num w:numId="4" w16cid:durableId="1008292674">
+  <w:num w:numId="4" w16cid:durableId="1660814174">
     <w:abstractNumId w:val="3"/>
   </w:num>
 </w:numbering>
